--- a/docs/content/catchup/catchup_lecture.docx
+++ b/docs/content/catchup/catchup_lecture.docx
@@ -61,7 +61,7 @@
         <w:t xml:space="preserve">flex day</w:t>
       </w:r>
       <w:r>
-        <w:t xml:space="preserve">. We use it to go back over whatever from Lectures 01–07 is not sticking yet — as a class, in small groups, or one-on-one while everyone else works ahead on Homework 05/06 or gets a head start on Worksheet 07.</w:t>
+        <w:t xml:space="preserve">. We use it to go back over whatever from Lectures 01–07 is not sticking yet — as a class, in small groups, or one-on-one while everyone else works ahead on the Wrangling / Summary Statistics extensions or gets a head start on Worksheet 07.</w:t>
       </w:r>
     </w:p>
     <w:tbl>
@@ -1257,7 +1257,7 @@
         <w:t xml:space="preserve">Get ahead</w:t>
       </w:r>
       <w:r>
-        <w:t xml:space="preserve">: start Worksheet 07 (Quarto) or Homework 06 (Summary Statistics) if you’re solid on everything above</w:t>
+        <w:t xml:space="preserve">: start Worksheet 07 (Quarto) or the Summary Statistics extension if you’re solid on everything above</w:t>
       </w:r>
     </w:p>
     <w:tbl>

--- a/docs/content/catchup/catchup_lecture.docx
+++ b/docs/content/catchup/catchup_lecture.docx
@@ -31,7 +31,7 @@
         <w:pStyle w:val="Date"/>
       </w:pPr>
       <w:r>
-        <w:t xml:space="preserve">2026-08-27</w:t>
+        <w:t xml:space="preserve">2026-09-01</w:t>
       </w:r>
     </w:p>
     <w:bookmarkStart w:id="15" w:name="no-new-material-today"/>

--- a/docs/content/catchup/catchup_lecture.docx
+++ b/docs/content/catchup/catchup_lecture.docx
@@ -31,7 +31,7 @@
         <w:pStyle w:val="Date"/>
       </w:pPr>
       <w:r>
-        <w:t xml:space="preserve">2026-09-01</w:t>
+        <w:t xml:space="preserve">2026-09-03</w:t>
       </w:r>
     </w:p>
     <w:bookmarkStart w:id="15" w:name="no-new-material-today"/>

--- a/docs/content/catchup/catchup_lecture.docx
+++ b/docs/content/catchup/catchup_lecture.docx
@@ -2660,8 +2660,8 @@
       <w:rFonts w:asciiTheme="majorHAnsi" w:cstheme="majorBidi" w:eastAsiaTheme="majorEastAsia" w:hAnsiTheme="majorHAnsi"/>
       <w:spacing w:val="-10"/>
       <w:kern w:val="28"/>
-      <w:sz w:val="56"/>
-      <w:szCs w:val="56"/>
+      <w:sz w:val="40"/>
+      <w:szCs w:val="40"/>
     </w:rPr>
   </w:style>
   <w:style w:customStyle="1" w:styleId="TitleChar" w:type="character">
@@ -2674,8 +2674,8 @@
       <w:rFonts w:asciiTheme="majorHAnsi" w:cstheme="majorBidi" w:eastAsiaTheme="majorEastAsia" w:hAnsiTheme="majorHAnsi"/>
       <w:spacing w:val="-10"/>
       <w:kern w:val="28"/>
-      <w:sz w:val="56"/>
-      <w:szCs w:val="56"/>
+      <w:sz w:val="40"/>
+      <w:szCs w:val="40"/>
     </w:rPr>
   </w:style>
   <w:style w:styleId="Subtitle" w:type="paragraph">

--- a/docs/content/catchup/catchup_lecture.docx
+++ b/docs/content/catchup/catchup_lecture.docx
@@ -31,7 +31,7 @@
         <w:pStyle w:val="Date"/>
       </w:pPr>
       <w:r>
-        <w:t xml:space="preserve">2026-09-03</w:t>
+        <w:t xml:space="preserve">2026-09-04</w:t>
       </w:r>
     </w:p>
     <w:bookmarkStart w:id="15" w:name="no-new-material-today"/>
